--- a/Notes/Day 15.docx
+++ b/Notes/Day 15.docx
@@ -23,9 +23,219 @@
           <w:ilvl w:val="0"/>
           <w:numId w:val="1"/>
         </w:numPr>
-      </w:pPr>
-      <w:r>
-        <w:t>Azure Cache for Redis</w:t>
+        <w:rPr>
+          <w:b/>
+          <w:bCs/>
+        </w:rPr>
+      </w:pPr>
+      <w:r>
+        <w:rPr>
+          <w:b/>
+          <w:bCs/>
+        </w:rPr>
+        <w:t xml:space="preserve">Azure </w:t>
+      </w:r>
+      <w:r>
+        <w:rPr>
+          <w:b/>
+          <w:bCs/>
+        </w:rPr>
+        <w:t xml:space="preserve">Managed Redis </w:t>
+      </w:r>
+      <w:r>
+        <w:rPr>
+          <w:b/>
+          <w:bCs/>
+        </w:rPr>
+        <w:t>Cache</w:t>
+      </w:r>
+    </w:p>
+    <w:p>
+      <w:pPr>
+        <w:ind w:left="720"/>
+      </w:pPr>
+      <w:r>
+        <w:t>It is a fully managed, in-memory caching service that improves application performance by storing frequently accessed data in memory instead of repeatedly retrieving it from slower backend database or services. It helps reduce latency, increase the throughput, &amp; minimize the load on backend systems.</w:t>
+      </w:r>
+    </w:p>
+    <w:p>
+      <w:pPr>
+        <w:ind w:left="720"/>
+        <w:rPr>
+          <w:b/>
+          <w:bCs/>
+        </w:rPr>
+      </w:pPr>
+      <w:r>
+        <w:rPr>
+          <w:b/>
+          <w:bCs/>
+        </w:rPr>
+        <w:t>Key Capabilities of Azure Redis Cache:</w:t>
+      </w:r>
+    </w:p>
+    <w:p>
+      <w:pPr>
+        <w:pStyle w:val="ListParagraph"/>
+        <w:numPr>
+          <w:ilvl w:val="0"/>
+          <w:numId w:val="3"/>
+        </w:numPr>
+      </w:pPr>
+      <w:r>
+        <w:t>High-speed data access through in-memory storage,</w:t>
+      </w:r>
+    </w:p>
+    <w:p>
+      <w:pPr>
+        <w:pStyle w:val="ListParagraph"/>
+        <w:numPr>
+          <w:ilvl w:val="0"/>
+          <w:numId w:val="3"/>
+        </w:numPr>
+      </w:pPr>
+      <w:r>
+        <w:t xml:space="preserve">Reduced database </w:t>
+      </w:r>
+      <w:proofErr w:type="spellStart"/>
+      <w:r>
+        <w:t>IOps</w:t>
+      </w:r>
+      <w:proofErr w:type="spellEnd"/>
+      <w:r>
+        <w:t>.</w:t>
+      </w:r>
+    </w:p>
+    <w:p>
+      <w:pPr>
+        <w:pStyle w:val="ListParagraph"/>
+        <w:numPr>
+          <w:ilvl w:val="0"/>
+          <w:numId w:val="3"/>
+        </w:numPr>
+      </w:pPr>
+      <w:r>
+        <w:t>Support for distributed caching across multiple application instances.</w:t>
+      </w:r>
+    </w:p>
+    <w:p>
+      <w:pPr>
+        <w:pStyle w:val="ListParagraph"/>
+        <w:numPr>
+          <w:ilvl w:val="0"/>
+          <w:numId w:val="3"/>
+        </w:numPr>
+      </w:pPr>
+      <w:r>
+        <w:t>Automatic scaling &amp; high availability options.</w:t>
+      </w:r>
+    </w:p>
+    <w:p>
+      <w:pPr>
+        <w:pStyle w:val="ListParagraph"/>
+        <w:numPr>
+          <w:ilvl w:val="0"/>
+          <w:numId w:val="3"/>
+        </w:numPr>
+      </w:pPr>
+      <w:r>
+        <w:t>Data replication &amp; persistence features.</w:t>
+      </w:r>
+    </w:p>
+    <w:p>
+      <w:pPr>
+        <w:pStyle w:val="ListParagraph"/>
+        <w:numPr>
+          <w:ilvl w:val="0"/>
+          <w:numId w:val="3"/>
+        </w:numPr>
+      </w:pPr>
+      <w:r>
+        <w:t>Integration with Azure services, containers, virtual machines &amp; web applications.</w:t>
+      </w:r>
+    </w:p>
+    <w:p>
+      <w:pPr>
+        <w:pStyle w:val="ListParagraph"/>
+        <w:numPr>
+          <w:ilvl w:val="0"/>
+          <w:numId w:val="3"/>
+        </w:numPr>
+      </w:pPr>
+      <w:r>
+        <w:t>Support for advanced data structures such as strings, hashes, sets, lists, &amp; sorted sets.</w:t>
+      </w:r>
+    </w:p>
+    <w:p>
+      <w:pPr>
+        <w:ind w:left="720"/>
+      </w:pPr>
+      <w:r>
+        <w:rPr>
+          <w:b/>
+          <w:bCs/>
+        </w:rPr>
+        <w:t>Benefits of Azure Redis Cache:</w:t>
+      </w:r>
+    </w:p>
+    <w:p>
+      <w:pPr>
+        <w:pStyle w:val="ListParagraph"/>
+        <w:numPr>
+          <w:ilvl w:val="0"/>
+          <w:numId w:val="4"/>
+        </w:numPr>
+      </w:pPr>
+      <w:r>
+        <w:t>Faster response times.</w:t>
+      </w:r>
+    </w:p>
+    <w:p>
+      <w:pPr>
+        <w:pStyle w:val="ListParagraph"/>
+        <w:numPr>
+          <w:ilvl w:val="0"/>
+          <w:numId w:val="4"/>
+        </w:numPr>
+      </w:pPr>
+      <w:r>
+        <w:t>Improved user experience.</w:t>
+      </w:r>
+    </w:p>
+    <w:p>
+      <w:pPr>
+        <w:pStyle w:val="ListParagraph"/>
+        <w:numPr>
+          <w:ilvl w:val="0"/>
+          <w:numId w:val="4"/>
+        </w:numPr>
+      </w:pPr>
+      <w:r>
+        <w:t>Reduced infrastructure bottlenecks.</w:t>
+      </w:r>
+    </w:p>
+    <w:p>
+      <w:pPr>
+        <w:pStyle w:val="ListParagraph"/>
+        <w:numPr>
+          <w:ilvl w:val="0"/>
+          <w:numId w:val="4"/>
+        </w:numPr>
+      </w:pPr>
+      <w:r>
+        <w:t>Better application scalability.</w:t>
+      </w:r>
+    </w:p>
+    <w:p>
+      <w:pPr>
+        <w:pStyle w:val="ListParagraph"/>
+        <w:numPr>
+          <w:ilvl w:val="0"/>
+          <w:numId w:val="4"/>
+        </w:numPr>
+      </w:pPr>
+      <w:r>
+        <w:t>Lower database source consumption.</w:t>
       </w:r>
     </w:p>
     <w:p>
@@ -34,20 +244,411 @@
           <w:ilvl w:val="0"/>
           <w:numId w:val="1"/>
         </w:numPr>
-      </w:pPr>
-      <w:r>
+        <w:rPr>
+          <w:b/>
+          <w:bCs/>
+        </w:rPr>
+      </w:pPr>
+      <w:r>
+        <w:rPr>
+          <w:b/>
+          <w:bCs/>
+        </w:rPr>
         <w:t>Performance tuning</w:t>
       </w:r>
     </w:p>
     <w:p>
       <w:pPr>
+        <w:ind w:left="720"/>
+      </w:pPr>
+      <w:r>
+        <w:t xml:space="preserve">Performance tuning in Azure is the process of optimizing applications, services, &amp; infrastructure to achieve maximum efficiency, responsiveness, &amp; resource utilization. </w:t>
+      </w:r>
+      <w:r>
+        <w:t>It involves continuous monitoring, analysis &amp; adjustment of system components to eliminate performance bottlenecks.</w:t>
+      </w:r>
+    </w:p>
+    <w:p>
+      <w:pPr>
+        <w:ind w:left="720"/>
+      </w:pPr>
+      <w:r>
+        <w:t>Some of the important areas of performance tuning include.</w:t>
+      </w:r>
+    </w:p>
+    <w:p>
+      <w:pPr>
+        <w:pStyle w:val="ListParagraph"/>
+        <w:numPr>
+          <w:ilvl w:val="0"/>
+          <w:numId w:val="5"/>
+        </w:numPr>
+      </w:pPr>
+      <w:r>
+        <w:t>Optimising compute resources &amp; instance sizing.</w:t>
+      </w:r>
+    </w:p>
+    <w:p>
+      <w:pPr>
+        <w:pStyle w:val="ListParagraph"/>
+        <w:numPr>
+          <w:ilvl w:val="0"/>
+          <w:numId w:val="5"/>
+        </w:numPr>
+      </w:pPr>
+      <w:r>
+        <w:t>Improving database query efficiency.</w:t>
+      </w:r>
+    </w:p>
+    <w:p>
+      <w:pPr>
+        <w:pStyle w:val="ListParagraph"/>
+        <w:numPr>
+          <w:ilvl w:val="0"/>
+          <w:numId w:val="5"/>
+        </w:numPr>
+      </w:pPr>
+      <w:r>
+        <w:t>Reducing network latency.</w:t>
+      </w:r>
+    </w:p>
+    <w:p>
+      <w:pPr>
+        <w:pStyle w:val="ListParagraph"/>
+        <w:numPr>
+          <w:ilvl w:val="0"/>
+          <w:numId w:val="5"/>
+        </w:numPr>
+      </w:pPr>
+      <w:r>
+        <w:t>Managing memory utilization effectively.</w:t>
+      </w:r>
+    </w:p>
+    <w:p>
+      <w:pPr>
+        <w:pStyle w:val="ListParagraph"/>
+        <w:numPr>
+          <w:ilvl w:val="0"/>
+          <w:numId w:val="5"/>
+        </w:numPr>
+      </w:pPr>
+      <w:r>
+        <w:t>Optimizing storage access patterns.</w:t>
+      </w:r>
+    </w:p>
+    <w:p>
+      <w:pPr>
+        <w:pStyle w:val="ListParagraph"/>
+        <w:numPr>
+          <w:ilvl w:val="0"/>
+          <w:numId w:val="5"/>
+        </w:numPr>
+      </w:pPr>
+      <w:r>
+        <w:t>Implementing caching mechanisms.</w:t>
+      </w:r>
+    </w:p>
+    <w:p>
+      <w:pPr>
+        <w:pStyle w:val="ListParagraph"/>
+        <w:numPr>
+          <w:ilvl w:val="0"/>
+          <w:numId w:val="5"/>
+        </w:numPr>
+      </w:pPr>
+      <w:r>
+        <w:lastRenderedPageBreak/>
+        <w:t>Load balancing traffic efficiently.</w:t>
+      </w:r>
+    </w:p>
+    <w:p>
+      <w:pPr>
+        <w:pStyle w:val="ListParagraph"/>
+        <w:numPr>
+          <w:ilvl w:val="0"/>
+          <w:numId w:val="5"/>
+        </w:numPr>
+      </w:pPr>
+      <w:r>
+        <w:t>Scaling resource based on workload demands.</w:t>
+      </w:r>
+    </w:p>
+    <w:p>
+      <w:pPr>
+        <w:pStyle w:val="ListParagraph"/>
+        <w:numPr>
+          <w:ilvl w:val="0"/>
+          <w:numId w:val="5"/>
+        </w:numPr>
+      </w:pPr>
+      <w:r>
+        <w:t>Monitoring application performance metrics continuously.</w:t>
+      </w:r>
+    </w:p>
+    <w:p>
+      <w:pPr>
+        <w:pStyle w:val="ListParagraph"/>
+        <w:numPr>
+          <w:ilvl w:val="0"/>
+          <w:numId w:val="5"/>
+        </w:numPr>
+      </w:pPr>
+      <w:r>
+        <w:t>Identifying &amp; resolving resource contention issues.</w:t>
+      </w:r>
+    </w:p>
+    <w:p>
+      <w:pPr>
         <w:numPr>
           <w:ilvl w:val="0"/>
           <w:numId w:val="1"/>
         </w:numPr>
-      </w:pPr>
-      <w:r>
+        <w:rPr>
+          <w:b/>
+          <w:bCs/>
+        </w:rPr>
+      </w:pPr>
+      <w:r>
+        <w:rPr>
+          <w:b/>
+          <w:bCs/>
+        </w:rPr>
         <w:t>API scalability patterns</w:t>
+      </w:r>
+    </w:p>
+    <w:p>
+      <w:pPr>
+        <w:ind w:left="720"/>
+      </w:pPr>
+      <w:r>
+        <w:t>API scalability patterns are architectural approaches used to ensure APIs can handle increasing request volumes while maintaining performance, availability &amp; reliability. These patterns help applications support growing user bases &amp; workloads</w:t>
+      </w:r>
+      <w:r>
+        <w:t xml:space="preserve"> without degradation of the service.</w:t>
+      </w:r>
+    </w:p>
+    <w:p>
+      <w:pPr>
+        <w:ind w:left="720"/>
+        <w:rPr>
+          <w:b/>
+          <w:bCs/>
+        </w:rPr>
+      </w:pPr>
+      <w:r>
+        <w:rPr>
+          <w:b/>
+          <w:bCs/>
+        </w:rPr>
+        <w:t>Common scalability considerations include:</w:t>
+      </w:r>
+    </w:p>
+    <w:p>
+      <w:pPr>
+        <w:pStyle w:val="ListParagraph"/>
+        <w:numPr>
+          <w:ilvl w:val="0"/>
+          <w:numId w:val="6"/>
+        </w:numPr>
+      </w:pPr>
+      <w:r>
+        <w:t>Horizontal scaling</w:t>
+      </w:r>
+    </w:p>
+    <w:p>
+      <w:pPr>
+        <w:pStyle w:val="ListParagraph"/>
+        <w:numPr>
+          <w:ilvl w:val="0"/>
+          <w:numId w:val="6"/>
+        </w:numPr>
+      </w:pPr>
+      <w:r>
+        <w:t>Stateless API design</w:t>
+      </w:r>
+    </w:p>
+    <w:p>
+      <w:pPr>
+        <w:pStyle w:val="ListParagraph"/>
+        <w:numPr>
+          <w:ilvl w:val="0"/>
+          <w:numId w:val="6"/>
+        </w:numPr>
+      </w:pPr>
+      <w:r>
+        <w:t>Load balancing across distributed services</w:t>
+      </w:r>
+    </w:p>
+    <w:p>
+      <w:pPr>
+        <w:pStyle w:val="ListParagraph"/>
+        <w:numPr>
+          <w:ilvl w:val="0"/>
+          <w:numId w:val="6"/>
+        </w:numPr>
+      </w:pPr>
+      <w:r>
+        <w:t>Asynchronous request processing</w:t>
+      </w:r>
+    </w:p>
+    <w:p>
+      <w:pPr>
+        <w:pStyle w:val="ListParagraph"/>
+        <w:numPr>
+          <w:ilvl w:val="0"/>
+          <w:numId w:val="6"/>
+        </w:numPr>
+      </w:pPr>
+      <w:r>
+        <w:t>Queue-based workload management</w:t>
+      </w:r>
+    </w:p>
+    <w:p>
+      <w:pPr>
+        <w:pStyle w:val="ListParagraph"/>
+        <w:numPr>
+          <w:ilvl w:val="0"/>
+          <w:numId w:val="6"/>
+        </w:numPr>
+      </w:pPr>
+      <w:r>
+        <w:t>Rate-limiting &amp; throttling controls</w:t>
+      </w:r>
+    </w:p>
+    <w:p>
+      <w:pPr>
+        <w:pStyle w:val="ListParagraph"/>
+        <w:numPr>
+          <w:ilvl w:val="0"/>
+          <w:numId w:val="6"/>
+        </w:numPr>
+      </w:pPr>
+      <w:r>
+        <w:t>Caching frequently requested responses</w:t>
+      </w:r>
+    </w:p>
+    <w:p>
+      <w:pPr>
+        <w:pStyle w:val="ListParagraph"/>
+        <w:numPr>
+          <w:ilvl w:val="0"/>
+          <w:numId w:val="6"/>
+        </w:numPr>
+      </w:pPr>
+      <w:r>
+        <w:t>Microservice-based architecture</w:t>
+      </w:r>
+    </w:p>
+    <w:p>
+      <w:pPr>
+        <w:pStyle w:val="ListParagraph"/>
+        <w:numPr>
+          <w:ilvl w:val="0"/>
+          <w:numId w:val="6"/>
+        </w:numPr>
+      </w:pPr>
+      <w:r>
+        <w:t>Event-driven process models</w:t>
+      </w:r>
+    </w:p>
+    <w:p>
+      <w:pPr>
+        <w:pStyle w:val="ListParagraph"/>
+        <w:numPr>
+          <w:ilvl w:val="0"/>
+          <w:numId w:val="6"/>
+        </w:numPr>
+      </w:pPr>
+      <w:r>
+        <w:t>Auto-scaling based on performance metrics</w:t>
+      </w:r>
+    </w:p>
+    <w:p>
+      <w:pPr>
+        <w:ind w:left="720"/>
+        <w:rPr>
+          <w:b/>
+          <w:bCs/>
+        </w:rPr>
+      </w:pPr>
+      <w:r>
+        <w:rPr>
+          <w:b/>
+          <w:bCs/>
+        </w:rPr>
+        <w:t>Benefits of API scalability patterns:</w:t>
+      </w:r>
+    </w:p>
+    <w:p>
+      <w:pPr>
+        <w:pStyle w:val="ListParagraph"/>
+        <w:numPr>
+          <w:ilvl w:val="0"/>
+          <w:numId w:val="7"/>
+        </w:numPr>
+      </w:pPr>
+      <w:r>
+        <w:t>Consistent performance during traffic surges</w:t>
+      </w:r>
+    </w:p>
+    <w:p>
+      <w:pPr>
+        <w:pStyle w:val="ListParagraph"/>
+        <w:numPr>
+          <w:ilvl w:val="0"/>
+          <w:numId w:val="7"/>
+        </w:numPr>
+      </w:pPr>
+      <w:r>
+        <w:t>Improved fault tolerance</w:t>
+      </w:r>
+    </w:p>
+    <w:p>
+      <w:pPr>
+        <w:pStyle w:val="ListParagraph"/>
+        <w:numPr>
+          <w:ilvl w:val="0"/>
+          <w:numId w:val="7"/>
+        </w:numPr>
+      </w:pPr>
+      <w:r>
+        <w:t>Better resource efficiency</w:t>
+      </w:r>
+    </w:p>
+    <w:p>
+      <w:pPr>
+        <w:pStyle w:val="ListParagraph"/>
+        <w:numPr>
+          <w:ilvl w:val="0"/>
+          <w:numId w:val="7"/>
+        </w:numPr>
+      </w:pPr>
+      <w:r>
+        <w:t>Enhanced availability</w:t>
+      </w:r>
+    </w:p>
+    <w:p>
+      <w:pPr>
+        <w:pStyle w:val="ListParagraph"/>
+        <w:numPr>
+          <w:ilvl w:val="0"/>
+          <w:numId w:val="7"/>
+        </w:numPr>
+      </w:pPr>
+      <w:r>
+        <w:t>Reduced response times/latency</w:t>
+      </w:r>
+    </w:p>
+    <w:p>
+      <w:pPr>
+        <w:pStyle w:val="ListParagraph"/>
+        <w:numPr>
+          <w:ilvl w:val="0"/>
+          <w:numId w:val="7"/>
+        </w:numPr>
+      </w:pPr>
+      <w:r>
+        <w:t>Support for large-scale distributed applications</w:t>
       </w:r>
     </w:p>
     <w:p>
@@ -121,7 +722,6 @@
         <w:t>Improve performance of high-frequency balance queries</w:t>
       </w:r>
     </w:p>
-    <w:p/>
     <w:sectPr>
       <w:pgSz w:w="11906" w:h="16838"/>
       <w:pgMar w:top="1440" w:right="1440" w:bottom="1440" w:left="1440" w:header="708" w:footer="708" w:gutter="0"/>
@@ -135,6 +735,232 @@
 <file path=word/numbering.xml><?xml version="1.0" encoding="utf-8"?>
 <w:numbering xmlns:wpc="http://schemas.microsoft.com/office/word/2010/wordprocessingCanvas" xmlns:cx="http://schemas.microsoft.com/office/drawing/2014/chartex" xmlns:cx1="http://schemas.microsoft.com/office/drawing/2015/9/8/chartex" xmlns:cx2="http://schemas.microsoft.com/office/drawing/2015/10/21/chartex" xmlns:cx3="http://schemas.microsoft.com/office/drawing/2016/5/9/chartex" xmlns:cx4="http://schemas.microsoft.com/office/drawing/2016/5/10/chartex" xmlns:cx5="http://schemas.microsoft.com/office/drawing/2016/5/11/chartex" xmlns:cx6="http://schemas.microsoft.com/office/drawing/2016/5/12/chartex" xmlns:cx7="http://schemas.microsoft.com/office/drawing/2016/5/13/chartex" xmlns:cx8="http://schemas.microsoft.com/office/drawing/2016/5/14/chartex" xmlns:mc="http://schemas.openxmlformats.org/markup-compatibility/2006" xmlns:aink="http://schemas.microsoft.com/office/drawing/2016/ink" xmlns:am3d="http://schemas.microsoft.com/office/drawing/2017/model3d" xmlns:o="urn:schemas-microsoft-com:office:office" xmlns:oel="http://schemas.microsoft.com/office/2019/extlst" xmlns:r="http://schemas.openxmlformats.org/officeDocument/2006/relationships" xmlns:m="http://schemas.openxmlformats.org/officeDocument/2006/math" xmlns:v="urn:schemas-microsoft-com:vml" xmlns:wp14="http://schemas.microsoft.com/office/word/2010/wordprocessingDrawing" xmlns:wp="http://schemas.openxmlformats.org/drawingml/2006/wordprocessingDrawing" xmlns:w10="urn:schemas-microsoft-com:office:word" xmlns:w="http://schemas.openxmlformats.org/wordprocessingml/2006/main" xmlns:w14="http://schemas.microsoft.com/office/word/2010/wordml" xmlns:w15="http://schemas.microsoft.com/office/word/2012/wordml" xmlns:w16cei="http://schemas.microsoft.com/office/word/2026/wordml/cei" xmlns:w16cex="http://schemas.microsoft.com/office/word/2018/wordml/cex" xmlns:w16cid="http://schemas.microsoft.com/office/word/2016/wordml/cid" xmlns:w16="http://schemas.microsoft.com/office/word/2018/wordml" xmlns:w16du="http://schemas.microsoft.com/office/word/2023/wordml/word16du" xmlns:w16sdtdh="http://schemas.microsoft.com/office/word/2020/wordml/sdtdatahash" xmlns:w16sdtfl="http://schemas.microsoft.com/office/word/2024/wordml/sdtformatlock" xmlns:w16se="http://schemas.microsoft.com/office/word/2015/wordml/symex" xmlns:wpg="http://schemas.microsoft.com/office/word/2010/wordprocessingGroup" xmlns:wpi="http://schemas.microsoft.com/office/word/2010/wordprocessingInk" xmlns:wne="http://schemas.microsoft.com/office/word/2006/wordml" xmlns:wps="http://schemas.microsoft.com/office/word/2010/wordprocessingShape" mc:Ignorable="w14 w15 w16se w16cid w16 w16cex w16sdtdh w16sdtfl w16du wp14">
   <w:abstractNum w:abstractNumId="0" w15:restartNumberingAfterBreak="0">
+    <w:nsid w:val="12282F00"/>
+    <w:multiLevelType w:val="hybridMultilevel"/>
+    <w:tmpl w:val="84E0EA5E"/>
+    <w:lvl w:ilvl="0" w:tplc="40090001">
+      <w:start w:val="1"/>
+      <w:numFmt w:val="bullet"/>
+      <w:lvlText w:val=""/>
+      <w:lvlJc w:val="left"/>
+      <w:pPr>
+        <w:ind w:left="1440" w:hanging="360"/>
+      </w:pPr>
+      <w:rPr>
+        <w:rFonts w:ascii="Symbol" w:hAnsi="Symbol" w:hint="default"/>
+      </w:rPr>
+    </w:lvl>
+    <w:lvl w:ilvl="1" w:tplc="40090003" w:tentative="1">
+      <w:start w:val="1"/>
+      <w:numFmt w:val="bullet"/>
+      <w:lvlText w:val="o"/>
+      <w:lvlJc w:val="left"/>
+      <w:pPr>
+        <w:ind w:left="2160" w:hanging="360"/>
+      </w:pPr>
+      <w:rPr>
+        <w:rFonts w:ascii="Courier New" w:hAnsi="Courier New" w:cs="Courier New" w:hint="default"/>
+      </w:rPr>
+    </w:lvl>
+    <w:lvl w:ilvl="2" w:tplc="40090005" w:tentative="1">
+      <w:start w:val="1"/>
+      <w:numFmt w:val="bullet"/>
+      <w:lvlText w:val=""/>
+      <w:lvlJc w:val="left"/>
+      <w:pPr>
+        <w:ind w:left="2880" w:hanging="360"/>
+      </w:pPr>
+      <w:rPr>
+        <w:rFonts w:ascii="Wingdings" w:hAnsi="Wingdings" w:hint="default"/>
+      </w:rPr>
+    </w:lvl>
+    <w:lvl w:ilvl="3" w:tplc="40090001" w:tentative="1">
+      <w:start w:val="1"/>
+      <w:numFmt w:val="bullet"/>
+      <w:lvlText w:val=""/>
+      <w:lvlJc w:val="left"/>
+      <w:pPr>
+        <w:ind w:left="3600" w:hanging="360"/>
+      </w:pPr>
+      <w:rPr>
+        <w:rFonts w:ascii="Symbol" w:hAnsi="Symbol" w:hint="default"/>
+      </w:rPr>
+    </w:lvl>
+    <w:lvl w:ilvl="4" w:tplc="40090003" w:tentative="1">
+      <w:start w:val="1"/>
+      <w:numFmt w:val="bullet"/>
+      <w:lvlText w:val="o"/>
+      <w:lvlJc w:val="left"/>
+      <w:pPr>
+        <w:ind w:left="4320" w:hanging="360"/>
+      </w:pPr>
+      <w:rPr>
+        <w:rFonts w:ascii="Courier New" w:hAnsi="Courier New" w:cs="Courier New" w:hint="default"/>
+      </w:rPr>
+    </w:lvl>
+    <w:lvl w:ilvl="5" w:tplc="40090005" w:tentative="1">
+      <w:start w:val="1"/>
+      <w:numFmt w:val="bullet"/>
+      <w:lvlText w:val=""/>
+      <w:lvlJc w:val="left"/>
+      <w:pPr>
+        <w:ind w:left="5040" w:hanging="360"/>
+      </w:pPr>
+      <w:rPr>
+        <w:rFonts w:ascii="Wingdings" w:hAnsi="Wingdings" w:hint="default"/>
+      </w:rPr>
+    </w:lvl>
+    <w:lvl w:ilvl="6" w:tplc="40090001" w:tentative="1">
+      <w:start w:val="1"/>
+      <w:numFmt w:val="bullet"/>
+      <w:lvlText w:val=""/>
+      <w:lvlJc w:val="left"/>
+      <w:pPr>
+        <w:ind w:left="5760" w:hanging="360"/>
+      </w:pPr>
+      <w:rPr>
+        <w:rFonts w:ascii="Symbol" w:hAnsi="Symbol" w:hint="default"/>
+      </w:rPr>
+    </w:lvl>
+    <w:lvl w:ilvl="7" w:tplc="40090003" w:tentative="1">
+      <w:start w:val="1"/>
+      <w:numFmt w:val="bullet"/>
+      <w:lvlText w:val="o"/>
+      <w:lvlJc w:val="left"/>
+      <w:pPr>
+        <w:ind w:left="6480" w:hanging="360"/>
+      </w:pPr>
+      <w:rPr>
+        <w:rFonts w:ascii="Courier New" w:hAnsi="Courier New" w:cs="Courier New" w:hint="default"/>
+      </w:rPr>
+    </w:lvl>
+    <w:lvl w:ilvl="8" w:tplc="40090005" w:tentative="1">
+      <w:start w:val="1"/>
+      <w:numFmt w:val="bullet"/>
+      <w:lvlText w:val=""/>
+      <w:lvlJc w:val="left"/>
+      <w:pPr>
+        <w:ind w:left="7200" w:hanging="360"/>
+      </w:pPr>
+      <w:rPr>
+        <w:rFonts w:ascii="Wingdings" w:hAnsi="Wingdings" w:hint="default"/>
+      </w:rPr>
+    </w:lvl>
+  </w:abstractNum>
+  <w:abstractNum w:abstractNumId="1" w15:restartNumberingAfterBreak="0">
+    <w:nsid w:val="51A60CF7"/>
+    <w:multiLevelType w:val="hybridMultilevel"/>
+    <w:tmpl w:val="062E7F58"/>
+    <w:lvl w:ilvl="0" w:tplc="40090001">
+      <w:start w:val="1"/>
+      <w:numFmt w:val="bullet"/>
+      <w:lvlText w:val=""/>
+      <w:lvlJc w:val="left"/>
+      <w:pPr>
+        <w:ind w:left="1440" w:hanging="360"/>
+      </w:pPr>
+      <w:rPr>
+        <w:rFonts w:ascii="Symbol" w:hAnsi="Symbol" w:hint="default"/>
+      </w:rPr>
+    </w:lvl>
+    <w:lvl w:ilvl="1" w:tplc="40090003" w:tentative="1">
+      <w:start w:val="1"/>
+      <w:numFmt w:val="bullet"/>
+      <w:lvlText w:val="o"/>
+      <w:lvlJc w:val="left"/>
+      <w:pPr>
+        <w:ind w:left="2160" w:hanging="360"/>
+      </w:pPr>
+      <w:rPr>
+        <w:rFonts w:ascii="Courier New" w:hAnsi="Courier New" w:cs="Courier New" w:hint="default"/>
+      </w:rPr>
+    </w:lvl>
+    <w:lvl w:ilvl="2" w:tplc="40090005" w:tentative="1">
+      <w:start w:val="1"/>
+      <w:numFmt w:val="bullet"/>
+      <w:lvlText w:val=""/>
+      <w:lvlJc w:val="left"/>
+      <w:pPr>
+        <w:ind w:left="2880" w:hanging="360"/>
+      </w:pPr>
+      <w:rPr>
+        <w:rFonts w:ascii="Wingdings" w:hAnsi="Wingdings" w:hint="default"/>
+      </w:rPr>
+    </w:lvl>
+    <w:lvl w:ilvl="3" w:tplc="40090001" w:tentative="1">
+      <w:start w:val="1"/>
+      <w:numFmt w:val="bullet"/>
+      <w:lvlText w:val=""/>
+      <w:lvlJc w:val="left"/>
+      <w:pPr>
+        <w:ind w:left="3600" w:hanging="360"/>
+      </w:pPr>
+      <w:rPr>
+        <w:rFonts w:ascii="Symbol" w:hAnsi="Symbol" w:hint="default"/>
+      </w:rPr>
+    </w:lvl>
+    <w:lvl w:ilvl="4" w:tplc="40090003" w:tentative="1">
+      <w:start w:val="1"/>
+      <w:numFmt w:val="bullet"/>
+      <w:lvlText w:val="o"/>
+      <w:lvlJc w:val="left"/>
+      <w:pPr>
+        <w:ind w:left="4320" w:hanging="360"/>
+      </w:pPr>
+      <w:rPr>
+        <w:rFonts w:ascii="Courier New" w:hAnsi="Courier New" w:cs="Courier New" w:hint="default"/>
+      </w:rPr>
+    </w:lvl>
+    <w:lvl w:ilvl="5" w:tplc="40090005" w:tentative="1">
+      <w:start w:val="1"/>
+      <w:numFmt w:val="bullet"/>
+      <w:lvlText w:val=""/>
+      <w:lvlJc w:val="left"/>
+      <w:pPr>
+        <w:ind w:left="5040" w:hanging="360"/>
+      </w:pPr>
+      <w:rPr>
+        <w:rFonts w:ascii="Wingdings" w:hAnsi="Wingdings" w:hint="default"/>
+      </w:rPr>
+    </w:lvl>
+    <w:lvl w:ilvl="6" w:tplc="40090001" w:tentative="1">
+      <w:start w:val="1"/>
+      <w:numFmt w:val="bullet"/>
+      <w:lvlText w:val=""/>
+      <w:lvlJc w:val="left"/>
+      <w:pPr>
+        <w:ind w:left="5760" w:hanging="360"/>
+      </w:pPr>
+      <w:rPr>
+        <w:rFonts w:ascii="Symbol" w:hAnsi="Symbol" w:hint="default"/>
+      </w:rPr>
+    </w:lvl>
+    <w:lvl w:ilvl="7" w:tplc="40090003" w:tentative="1">
+      <w:start w:val="1"/>
+      <w:numFmt w:val="bullet"/>
+      <w:lvlText w:val="o"/>
+      <w:lvlJc w:val="left"/>
+      <w:pPr>
+        <w:ind w:left="6480" w:hanging="360"/>
+      </w:pPr>
+      <w:rPr>
+        <w:rFonts w:ascii="Courier New" w:hAnsi="Courier New" w:cs="Courier New" w:hint="default"/>
+      </w:rPr>
+    </w:lvl>
+    <w:lvl w:ilvl="8" w:tplc="40090005" w:tentative="1">
+      <w:start w:val="1"/>
+      <w:numFmt w:val="bullet"/>
+      <w:lvlText w:val=""/>
+      <w:lvlJc w:val="left"/>
+      <w:pPr>
+        <w:ind w:left="7200" w:hanging="360"/>
+      </w:pPr>
+      <w:rPr>
+        <w:rFonts w:ascii="Wingdings" w:hAnsi="Wingdings" w:hint="default"/>
+      </w:rPr>
+    </w:lvl>
+  </w:abstractNum>
+  <w:abstractNum w:abstractNumId="2" w15:restartNumberingAfterBreak="0">
     <w:nsid w:val="5CC828A4"/>
     <w:multiLevelType w:val="multilevel"/>
     <w:tmpl w:val="CF94FC36"/>
@@ -283,7 +1109,233 @@
       </w:rPr>
     </w:lvl>
   </w:abstractNum>
-  <w:abstractNum w:abstractNumId="1" w15:restartNumberingAfterBreak="0">
+  <w:abstractNum w:abstractNumId="3" w15:restartNumberingAfterBreak="0">
+    <w:nsid w:val="64172412"/>
+    <w:multiLevelType w:val="hybridMultilevel"/>
+    <w:tmpl w:val="0C7A142E"/>
+    <w:lvl w:ilvl="0" w:tplc="40090001">
+      <w:start w:val="1"/>
+      <w:numFmt w:val="bullet"/>
+      <w:lvlText w:val=""/>
+      <w:lvlJc w:val="left"/>
+      <w:pPr>
+        <w:ind w:left="1440" w:hanging="360"/>
+      </w:pPr>
+      <w:rPr>
+        <w:rFonts w:ascii="Symbol" w:hAnsi="Symbol" w:hint="default"/>
+      </w:rPr>
+    </w:lvl>
+    <w:lvl w:ilvl="1" w:tplc="40090003" w:tentative="1">
+      <w:start w:val="1"/>
+      <w:numFmt w:val="bullet"/>
+      <w:lvlText w:val="o"/>
+      <w:lvlJc w:val="left"/>
+      <w:pPr>
+        <w:ind w:left="2160" w:hanging="360"/>
+      </w:pPr>
+      <w:rPr>
+        <w:rFonts w:ascii="Courier New" w:hAnsi="Courier New" w:cs="Courier New" w:hint="default"/>
+      </w:rPr>
+    </w:lvl>
+    <w:lvl w:ilvl="2" w:tplc="40090005" w:tentative="1">
+      <w:start w:val="1"/>
+      <w:numFmt w:val="bullet"/>
+      <w:lvlText w:val=""/>
+      <w:lvlJc w:val="left"/>
+      <w:pPr>
+        <w:ind w:left="2880" w:hanging="360"/>
+      </w:pPr>
+      <w:rPr>
+        <w:rFonts w:ascii="Wingdings" w:hAnsi="Wingdings" w:hint="default"/>
+      </w:rPr>
+    </w:lvl>
+    <w:lvl w:ilvl="3" w:tplc="40090001" w:tentative="1">
+      <w:start w:val="1"/>
+      <w:numFmt w:val="bullet"/>
+      <w:lvlText w:val=""/>
+      <w:lvlJc w:val="left"/>
+      <w:pPr>
+        <w:ind w:left="3600" w:hanging="360"/>
+      </w:pPr>
+      <w:rPr>
+        <w:rFonts w:ascii="Symbol" w:hAnsi="Symbol" w:hint="default"/>
+      </w:rPr>
+    </w:lvl>
+    <w:lvl w:ilvl="4" w:tplc="40090003" w:tentative="1">
+      <w:start w:val="1"/>
+      <w:numFmt w:val="bullet"/>
+      <w:lvlText w:val="o"/>
+      <w:lvlJc w:val="left"/>
+      <w:pPr>
+        <w:ind w:left="4320" w:hanging="360"/>
+      </w:pPr>
+      <w:rPr>
+        <w:rFonts w:ascii="Courier New" w:hAnsi="Courier New" w:cs="Courier New" w:hint="default"/>
+      </w:rPr>
+    </w:lvl>
+    <w:lvl w:ilvl="5" w:tplc="40090005" w:tentative="1">
+      <w:start w:val="1"/>
+      <w:numFmt w:val="bullet"/>
+      <w:lvlText w:val=""/>
+      <w:lvlJc w:val="left"/>
+      <w:pPr>
+        <w:ind w:left="5040" w:hanging="360"/>
+      </w:pPr>
+      <w:rPr>
+        <w:rFonts w:ascii="Wingdings" w:hAnsi="Wingdings" w:hint="default"/>
+      </w:rPr>
+    </w:lvl>
+    <w:lvl w:ilvl="6" w:tplc="40090001" w:tentative="1">
+      <w:start w:val="1"/>
+      <w:numFmt w:val="bullet"/>
+      <w:lvlText w:val=""/>
+      <w:lvlJc w:val="left"/>
+      <w:pPr>
+        <w:ind w:left="5760" w:hanging="360"/>
+      </w:pPr>
+      <w:rPr>
+        <w:rFonts w:ascii="Symbol" w:hAnsi="Symbol" w:hint="default"/>
+      </w:rPr>
+    </w:lvl>
+    <w:lvl w:ilvl="7" w:tplc="40090003" w:tentative="1">
+      <w:start w:val="1"/>
+      <w:numFmt w:val="bullet"/>
+      <w:lvlText w:val="o"/>
+      <w:lvlJc w:val="left"/>
+      <w:pPr>
+        <w:ind w:left="6480" w:hanging="360"/>
+      </w:pPr>
+      <w:rPr>
+        <w:rFonts w:ascii="Courier New" w:hAnsi="Courier New" w:cs="Courier New" w:hint="default"/>
+      </w:rPr>
+    </w:lvl>
+    <w:lvl w:ilvl="8" w:tplc="40090005" w:tentative="1">
+      <w:start w:val="1"/>
+      <w:numFmt w:val="bullet"/>
+      <w:lvlText w:val=""/>
+      <w:lvlJc w:val="left"/>
+      <w:pPr>
+        <w:ind w:left="7200" w:hanging="360"/>
+      </w:pPr>
+      <w:rPr>
+        <w:rFonts w:ascii="Wingdings" w:hAnsi="Wingdings" w:hint="default"/>
+      </w:rPr>
+    </w:lvl>
+  </w:abstractNum>
+  <w:abstractNum w:abstractNumId="4" w15:restartNumberingAfterBreak="0">
+    <w:nsid w:val="6E27308F"/>
+    <w:multiLevelType w:val="hybridMultilevel"/>
+    <w:tmpl w:val="3C340D8A"/>
+    <w:lvl w:ilvl="0" w:tplc="40090001">
+      <w:start w:val="1"/>
+      <w:numFmt w:val="bullet"/>
+      <w:lvlText w:val=""/>
+      <w:lvlJc w:val="left"/>
+      <w:pPr>
+        <w:ind w:left="1440" w:hanging="360"/>
+      </w:pPr>
+      <w:rPr>
+        <w:rFonts w:ascii="Symbol" w:hAnsi="Symbol" w:hint="default"/>
+      </w:rPr>
+    </w:lvl>
+    <w:lvl w:ilvl="1" w:tplc="40090003" w:tentative="1">
+      <w:start w:val="1"/>
+      <w:numFmt w:val="bullet"/>
+      <w:lvlText w:val="o"/>
+      <w:lvlJc w:val="left"/>
+      <w:pPr>
+        <w:ind w:left="2160" w:hanging="360"/>
+      </w:pPr>
+      <w:rPr>
+        <w:rFonts w:ascii="Courier New" w:hAnsi="Courier New" w:cs="Courier New" w:hint="default"/>
+      </w:rPr>
+    </w:lvl>
+    <w:lvl w:ilvl="2" w:tplc="40090005" w:tentative="1">
+      <w:start w:val="1"/>
+      <w:numFmt w:val="bullet"/>
+      <w:lvlText w:val=""/>
+      <w:lvlJc w:val="left"/>
+      <w:pPr>
+        <w:ind w:left="2880" w:hanging="360"/>
+      </w:pPr>
+      <w:rPr>
+        <w:rFonts w:ascii="Wingdings" w:hAnsi="Wingdings" w:hint="default"/>
+      </w:rPr>
+    </w:lvl>
+    <w:lvl w:ilvl="3" w:tplc="40090001" w:tentative="1">
+      <w:start w:val="1"/>
+      <w:numFmt w:val="bullet"/>
+      <w:lvlText w:val=""/>
+      <w:lvlJc w:val="left"/>
+      <w:pPr>
+        <w:ind w:left="3600" w:hanging="360"/>
+      </w:pPr>
+      <w:rPr>
+        <w:rFonts w:ascii="Symbol" w:hAnsi="Symbol" w:hint="default"/>
+      </w:rPr>
+    </w:lvl>
+    <w:lvl w:ilvl="4" w:tplc="40090003" w:tentative="1">
+      <w:start w:val="1"/>
+      <w:numFmt w:val="bullet"/>
+      <w:lvlText w:val="o"/>
+      <w:lvlJc w:val="left"/>
+      <w:pPr>
+        <w:ind w:left="4320" w:hanging="360"/>
+      </w:pPr>
+      <w:rPr>
+        <w:rFonts w:ascii="Courier New" w:hAnsi="Courier New" w:cs="Courier New" w:hint="default"/>
+      </w:rPr>
+    </w:lvl>
+    <w:lvl w:ilvl="5" w:tplc="40090005" w:tentative="1">
+      <w:start w:val="1"/>
+      <w:numFmt w:val="bullet"/>
+      <w:lvlText w:val=""/>
+      <w:lvlJc w:val="left"/>
+      <w:pPr>
+        <w:ind w:left="5040" w:hanging="360"/>
+      </w:pPr>
+      <w:rPr>
+        <w:rFonts w:ascii="Wingdings" w:hAnsi="Wingdings" w:hint="default"/>
+      </w:rPr>
+    </w:lvl>
+    <w:lvl w:ilvl="6" w:tplc="40090001" w:tentative="1">
+      <w:start w:val="1"/>
+      <w:numFmt w:val="bullet"/>
+      <w:lvlText w:val=""/>
+      <w:lvlJc w:val="left"/>
+      <w:pPr>
+        <w:ind w:left="5760" w:hanging="360"/>
+      </w:pPr>
+      <w:rPr>
+        <w:rFonts w:ascii="Symbol" w:hAnsi="Symbol" w:hint="default"/>
+      </w:rPr>
+    </w:lvl>
+    <w:lvl w:ilvl="7" w:tplc="40090003" w:tentative="1">
+      <w:start w:val="1"/>
+      <w:numFmt w:val="bullet"/>
+      <w:lvlText w:val="o"/>
+      <w:lvlJc w:val="left"/>
+      <w:pPr>
+        <w:ind w:left="6480" w:hanging="360"/>
+      </w:pPr>
+      <w:rPr>
+        <w:rFonts w:ascii="Courier New" w:hAnsi="Courier New" w:cs="Courier New" w:hint="default"/>
+      </w:rPr>
+    </w:lvl>
+    <w:lvl w:ilvl="8" w:tplc="40090005" w:tentative="1">
+      <w:start w:val="1"/>
+      <w:numFmt w:val="bullet"/>
+      <w:lvlText w:val=""/>
+      <w:lvlJc w:val="left"/>
+      <w:pPr>
+        <w:ind w:left="7200" w:hanging="360"/>
+      </w:pPr>
+      <w:rPr>
+        <w:rFonts w:ascii="Wingdings" w:hAnsi="Wingdings" w:hint="default"/>
+      </w:rPr>
+    </w:lvl>
+  </w:abstractNum>
+  <w:abstractNum w:abstractNumId="5" w15:restartNumberingAfterBreak="0">
     <w:nsid w:val="704E3B5A"/>
     <w:multiLevelType w:val="multilevel"/>
     <w:tmpl w:val="3E440718"/>
@@ -432,11 +1484,139 @@
       </w:rPr>
     </w:lvl>
   </w:abstractNum>
+  <w:abstractNum w:abstractNumId="6" w15:restartNumberingAfterBreak="0">
+    <w:nsid w:val="70BB784D"/>
+    <w:multiLevelType w:val="hybridMultilevel"/>
+    <w:tmpl w:val="D87E0A4A"/>
+    <w:lvl w:ilvl="0" w:tplc="40090001">
+      <w:start w:val="1"/>
+      <w:numFmt w:val="bullet"/>
+      <w:lvlText w:val=""/>
+      <w:lvlJc w:val="left"/>
+      <w:pPr>
+        <w:ind w:left="1440" w:hanging="360"/>
+      </w:pPr>
+      <w:rPr>
+        <w:rFonts w:ascii="Symbol" w:hAnsi="Symbol" w:hint="default"/>
+      </w:rPr>
+    </w:lvl>
+    <w:lvl w:ilvl="1" w:tplc="40090003" w:tentative="1">
+      <w:start w:val="1"/>
+      <w:numFmt w:val="bullet"/>
+      <w:lvlText w:val="o"/>
+      <w:lvlJc w:val="left"/>
+      <w:pPr>
+        <w:ind w:left="2160" w:hanging="360"/>
+      </w:pPr>
+      <w:rPr>
+        <w:rFonts w:ascii="Courier New" w:hAnsi="Courier New" w:cs="Courier New" w:hint="default"/>
+      </w:rPr>
+    </w:lvl>
+    <w:lvl w:ilvl="2" w:tplc="40090005" w:tentative="1">
+      <w:start w:val="1"/>
+      <w:numFmt w:val="bullet"/>
+      <w:lvlText w:val=""/>
+      <w:lvlJc w:val="left"/>
+      <w:pPr>
+        <w:ind w:left="2880" w:hanging="360"/>
+      </w:pPr>
+      <w:rPr>
+        <w:rFonts w:ascii="Wingdings" w:hAnsi="Wingdings" w:hint="default"/>
+      </w:rPr>
+    </w:lvl>
+    <w:lvl w:ilvl="3" w:tplc="40090001" w:tentative="1">
+      <w:start w:val="1"/>
+      <w:numFmt w:val="bullet"/>
+      <w:lvlText w:val=""/>
+      <w:lvlJc w:val="left"/>
+      <w:pPr>
+        <w:ind w:left="3600" w:hanging="360"/>
+      </w:pPr>
+      <w:rPr>
+        <w:rFonts w:ascii="Symbol" w:hAnsi="Symbol" w:hint="default"/>
+      </w:rPr>
+    </w:lvl>
+    <w:lvl w:ilvl="4" w:tplc="40090003" w:tentative="1">
+      <w:start w:val="1"/>
+      <w:numFmt w:val="bullet"/>
+      <w:lvlText w:val="o"/>
+      <w:lvlJc w:val="left"/>
+      <w:pPr>
+        <w:ind w:left="4320" w:hanging="360"/>
+      </w:pPr>
+      <w:rPr>
+        <w:rFonts w:ascii="Courier New" w:hAnsi="Courier New" w:cs="Courier New" w:hint="default"/>
+      </w:rPr>
+    </w:lvl>
+    <w:lvl w:ilvl="5" w:tplc="40090005" w:tentative="1">
+      <w:start w:val="1"/>
+      <w:numFmt w:val="bullet"/>
+      <w:lvlText w:val=""/>
+      <w:lvlJc w:val="left"/>
+      <w:pPr>
+        <w:ind w:left="5040" w:hanging="360"/>
+      </w:pPr>
+      <w:rPr>
+        <w:rFonts w:ascii="Wingdings" w:hAnsi="Wingdings" w:hint="default"/>
+      </w:rPr>
+    </w:lvl>
+    <w:lvl w:ilvl="6" w:tplc="40090001" w:tentative="1">
+      <w:start w:val="1"/>
+      <w:numFmt w:val="bullet"/>
+      <w:lvlText w:val=""/>
+      <w:lvlJc w:val="left"/>
+      <w:pPr>
+        <w:ind w:left="5760" w:hanging="360"/>
+      </w:pPr>
+      <w:rPr>
+        <w:rFonts w:ascii="Symbol" w:hAnsi="Symbol" w:hint="default"/>
+      </w:rPr>
+    </w:lvl>
+    <w:lvl w:ilvl="7" w:tplc="40090003" w:tentative="1">
+      <w:start w:val="1"/>
+      <w:numFmt w:val="bullet"/>
+      <w:lvlText w:val="o"/>
+      <w:lvlJc w:val="left"/>
+      <w:pPr>
+        <w:ind w:left="6480" w:hanging="360"/>
+      </w:pPr>
+      <w:rPr>
+        <w:rFonts w:ascii="Courier New" w:hAnsi="Courier New" w:cs="Courier New" w:hint="default"/>
+      </w:rPr>
+    </w:lvl>
+    <w:lvl w:ilvl="8" w:tplc="40090005" w:tentative="1">
+      <w:start w:val="1"/>
+      <w:numFmt w:val="bullet"/>
+      <w:lvlText w:val=""/>
+      <w:lvlJc w:val="left"/>
+      <w:pPr>
+        <w:ind w:left="7200" w:hanging="360"/>
+      </w:pPr>
+      <w:rPr>
+        <w:rFonts w:ascii="Wingdings" w:hAnsi="Wingdings" w:hint="default"/>
+      </w:rPr>
+    </w:lvl>
+  </w:abstractNum>
   <w:num w:numId="1" w16cid:durableId="838883726">
+    <w:abstractNumId w:val="5"/>
+  </w:num>
+  <w:num w:numId="2" w16cid:durableId="600380365">
+    <w:abstractNumId w:val="2"/>
+  </w:num>
+  <w:num w:numId="3" w16cid:durableId="1352102756">
+    <w:abstractNumId w:val="0"/>
+  </w:num>
+  <w:num w:numId="4" w16cid:durableId="713425825">
+    <w:abstractNumId w:val="4"/>
+  </w:num>
+  <w:num w:numId="5" w16cid:durableId="360129303">
     <w:abstractNumId w:val="1"/>
   </w:num>
-  <w:num w:numId="2" w16cid:durableId="600380365">
-    <w:abstractNumId w:val="0"/>
+  <w:num w:numId="6" w16cid:durableId="1161697617">
+    <w:abstractNumId w:val="3"/>
+  </w:num>
+  <w:num w:numId="7" w16cid:durableId="1082876963">
+    <w:abstractNumId w:val="6"/>
   </w:num>
 </w:numbering>
 </file>

--- a/Notes/Day 15.docx
+++ b/Notes/Day 15.docx
@@ -718,10 +718,474 @@
       </w:r>
     </w:p>
     <w:p>
-      <w:r>
-        <w:t>Improve performance of high-frequency balance queries</w:t>
-      </w:r>
-    </w:p>
+      <w:pPr>
+        <w:rPr>
+          <w:b/>
+          <w:bCs/>
+        </w:rPr>
+      </w:pPr>
+      <w:r>
+        <w:rPr>
+          <w:b/>
+          <w:bCs/>
+        </w:rPr>
+        <w:t xml:space="preserve">Copilot said: </w:t>
+      </w:r>
+    </w:p>
+    <w:p>
+      <w:pPr>
+        <w:rPr>
+          <w:b/>
+          <w:bCs/>
+        </w:rPr>
+      </w:pPr>
+      <w:r>
+        <w:rPr>
+          <w:b/>
+          <w:bCs/>
+        </w:rPr>
+        <w:t>Problem Statement: Caching &amp; Performance Optimization for Account Summary in a Banking Application</w:t>
+      </w:r>
+    </w:p>
+    <w:p>
+      <w:pPr>
+        <w:rPr>
+          <w:b/>
+          <w:bCs/>
+        </w:rPr>
+      </w:pPr>
+      <w:r>
+        <w:rPr>
+          <w:b/>
+          <w:bCs/>
+        </w:rPr>
+        <w:lastRenderedPageBreak/>
+        <w:t>Background</w:t>
+      </w:r>
+    </w:p>
+    <w:p>
+      <w:r>
+        <w:t xml:space="preserve">A retail bank has developed a C# application that allows customers to view their </w:t>
+      </w:r>
+      <w:r>
+        <w:rPr>
+          <w:b/>
+          <w:bCs/>
+        </w:rPr>
+        <w:t>Account Summary</w:t>
+      </w:r>
+      <w:r>
+        <w:t>, including account balance, available balance, reward points, and account status. The application retrieves this information from an Azure SQL Database whenever a customer requests it.</w:t>
+      </w:r>
+    </w:p>
+    <w:p>
+      <w:r>
+        <w:t xml:space="preserve">As the bank's customer base grows, the </w:t>
+      </w:r>
+      <w:r>
+        <w:rPr>
+          <w:b/>
+          <w:bCs/>
+        </w:rPr>
+        <w:t>Account Summary</w:t>
+      </w:r>
+      <w:r>
+        <w:t xml:space="preserve"> feature becomes one of the most frequently accessed services. Customers often refresh their account details multiple times throughout the day using mobile and web banking channels.</w:t>
+      </w:r>
+    </w:p>
+    <w:p>
+      <w:r>
+        <w:pict w14:anchorId="25E543A4">
+          <v:rect id="_x0000_i1043" style="width:0;height:1.5pt" o:hralign="center" o:hrstd="t" o:hr="t" fillcolor="#a0a0a0" stroked="f"/>
+        </w:pict>
+      </w:r>
+    </w:p>
+    <w:p>
+      <w:pPr>
+        <w:rPr>
+          <w:b/>
+          <w:bCs/>
+        </w:rPr>
+      </w:pPr>
+      <w:r>
+        <w:rPr>
+          <w:b/>
+          <w:bCs/>
+        </w:rPr>
+        <w:t>Problem</w:t>
+      </w:r>
+    </w:p>
+    <w:p>
+      <w:r>
+        <w:t>The current implementation directly queries the database for every account summary request. During peak banking hours, such as salary credit days, month-end processing, and promotional campaigns, the application experiences:</w:t>
+      </w:r>
+    </w:p>
+    <w:p>
+      <w:pPr>
+        <w:numPr>
+          <w:ilvl w:val="0"/>
+          <w:numId w:val="8"/>
+        </w:numPr>
+      </w:pPr>
+      <w:r>
+        <w:t>Increased response times for account summary requests.</w:t>
+      </w:r>
+    </w:p>
+    <w:p>
+      <w:pPr>
+        <w:numPr>
+          <w:ilvl w:val="0"/>
+          <w:numId w:val="8"/>
+        </w:numPr>
+      </w:pPr>
+      <w:r>
+        <w:t>Excessive load on the Azure SQL Database.</w:t>
+      </w:r>
+    </w:p>
+    <w:p>
+      <w:pPr>
+        <w:numPr>
+          <w:ilvl w:val="0"/>
+          <w:numId w:val="8"/>
+        </w:numPr>
+      </w:pPr>
+      <w:r>
+        <w:t>Higher infrastructure costs due to increased database utilization.</w:t>
+      </w:r>
+    </w:p>
+    <w:p>
+      <w:pPr>
+        <w:numPr>
+          <w:ilvl w:val="0"/>
+          <w:numId w:val="8"/>
+        </w:numPr>
+      </w:pPr>
+      <w:r>
+        <w:t>Reduced application performance when thousands of users access their accounts simultaneously.</w:t>
+      </w:r>
+    </w:p>
+    <w:p>
+      <w:pPr>
+        <w:numPr>
+          <w:ilvl w:val="0"/>
+          <w:numId w:val="8"/>
+        </w:numPr>
+      </w:pPr>
+      <w:r>
+        <w:t>Scalability challenges as transaction volumes continue to grow.</w:t>
+      </w:r>
+    </w:p>
+    <w:p>
+      <w:r>
+        <w:t>Additionally, whenever a customer performs a transaction such as a fund transfer, deposit, or withdrawal, the application must ensure that the account summary reflects the latest balance information without serving outdated data.</w:t>
+      </w:r>
+    </w:p>
+    <w:p>
+      <w:r>
+        <w:pict w14:anchorId="6760AAF0">
+          <v:rect id="_x0000_i1044" style="width:0;height:1.5pt" o:hralign="center" o:hrstd="t" o:hr="t" fillcolor="#a0a0a0" stroked="f"/>
+        </w:pict>
+      </w:r>
+    </w:p>
+    <w:p>
+      <w:pPr>
+        <w:rPr>
+          <w:b/>
+          <w:bCs/>
+        </w:rPr>
+      </w:pPr>
+      <w:r>
+        <w:rPr>
+          <w:b/>
+          <w:bCs/>
+        </w:rPr>
+        <w:t>Objective</w:t>
+      </w:r>
+    </w:p>
+    <w:p>
+      <w:r>
+        <w:t xml:space="preserve">Design and implement a </w:t>
+      </w:r>
+      <w:r>
+        <w:rPr>
+          <w:b/>
+          <w:bCs/>
+        </w:rPr>
+        <w:t>C# console application</w:t>
+      </w:r>
+      <w:r>
+        <w:t xml:space="preserve"> that demonstrates how Azure Cache for Redis can be used to optimize the performance of an Account Summary service using the </w:t>
+      </w:r>
+      <w:r>
+        <w:rPr>
+          <w:b/>
+          <w:bCs/>
+        </w:rPr>
+        <w:t>Cache-Aside Pattern</w:t>
+      </w:r>
+      <w:r>
+        <w:t>.</w:t>
+      </w:r>
+    </w:p>
+    <w:p>
+      <w:r>
+        <w:t>The solution should:</w:t>
+      </w:r>
+    </w:p>
+    <w:p>
+      <w:pPr>
+        <w:numPr>
+          <w:ilvl w:val="0"/>
+          <w:numId w:val="9"/>
+        </w:numPr>
+      </w:pPr>
+      <w:r>
+        <w:t>Retrieve account summary information from Azure SQL Database.</w:t>
+      </w:r>
+    </w:p>
+    <w:p>
+      <w:pPr>
+        <w:numPr>
+          <w:ilvl w:val="0"/>
+          <w:numId w:val="9"/>
+        </w:numPr>
+      </w:pPr>
+      <w:r>
+        <w:t>Store frequently accessed account summaries in Azure Cache for Redis.</w:t>
+      </w:r>
+    </w:p>
+    <w:p>
+      <w:pPr>
+        <w:numPr>
+          <w:ilvl w:val="0"/>
+          <w:numId w:val="9"/>
+        </w:numPr>
+      </w:pPr>
+      <w:r>
+        <w:t>Serve subsequent requests from the cache to reduce database calls.</w:t>
+      </w:r>
+    </w:p>
+    <w:p>
+      <w:pPr>
+        <w:numPr>
+          <w:ilvl w:val="0"/>
+          <w:numId w:val="9"/>
+        </w:numPr>
+      </w:pPr>
+      <w:r>
+        <w:t>Measure and compare response times for cache hits and cache misses.</w:t>
+      </w:r>
+    </w:p>
+    <w:p>
+      <w:pPr>
+        <w:numPr>
+          <w:ilvl w:val="0"/>
+          <w:numId w:val="9"/>
+        </w:numPr>
+      </w:pPr>
+      <w:r>
+        <w:lastRenderedPageBreak/>
+        <w:t>Invalidate cached data whenever account balances are modified.</w:t>
+      </w:r>
+    </w:p>
+    <w:p>
+      <w:pPr>
+        <w:numPr>
+          <w:ilvl w:val="0"/>
+          <w:numId w:val="9"/>
+        </w:numPr>
+      </w:pPr>
+      <w:r>
+        <w:t>Ensure customers always receive accurate and up-to-date account information.</w:t>
+      </w:r>
+    </w:p>
+    <w:p>
+      <w:pPr>
+        <w:numPr>
+          <w:ilvl w:val="0"/>
+          <w:numId w:val="9"/>
+        </w:numPr>
+      </w:pPr>
+      <w:r>
+        <w:t>Demonstrate how caching reduces database workload and improves overall application performance.</w:t>
+      </w:r>
+    </w:p>
+    <w:p>
+      <w:pPr>
+        <w:numPr>
+          <w:ilvl w:val="0"/>
+          <w:numId w:val="9"/>
+        </w:numPr>
+      </w:pPr>
+      <w:r>
+        <w:t>Illustrate scalability patterns that enable the application to support a growing number of banking customers.</w:t>
+      </w:r>
+    </w:p>
+    <w:p>
+      <w:r>
+        <w:pict w14:anchorId="028ABA85">
+          <v:rect id="_x0000_i1045" style="width:0;height:1.5pt" o:hralign="center" o:hrstd="t" o:hr="t" fillcolor="#a0a0a0" stroked="f"/>
+        </w:pict>
+      </w:r>
+    </w:p>
+    <w:p>
+      <w:pPr>
+        <w:rPr>
+          <w:b/>
+          <w:bCs/>
+        </w:rPr>
+      </w:pPr>
+      <w:r>
+        <w:rPr>
+          <w:b/>
+          <w:bCs/>
+        </w:rPr>
+        <w:t>Expected Outcomes</w:t>
+      </w:r>
+    </w:p>
+    <w:p>
+      <w:r>
+        <w:t>After implementing the solution:</w:t>
+      </w:r>
+    </w:p>
+    <w:p>
+      <w:pPr>
+        <w:numPr>
+          <w:ilvl w:val="0"/>
+          <w:numId w:val="10"/>
+        </w:numPr>
+      </w:pPr>
+      <w:r>
+        <w:t>Frequently requested account summaries are served from Redis cache instead of the database.</w:t>
+      </w:r>
+    </w:p>
+    <w:p>
+      <w:pPr>
+        <w:numPr>
+          <w:ilvl w:val="0"/>
+          <w:numId w:val="10"/>
+        </w:numPr>
+      </w:pPr>
+      <w:r>
+        <w:t>Database read operations are significantly reduced.</w:t>
+      </w:r>
+    </w:p>
+    <w:p>
+      <w:pPr>
+        <w:numPr>
+          <w:ilvl w:val="0"/>
+          <w:numId w:val="10"/>
+        </w:numPr>
+      </w:pPr>
+      <w:r>
+        <w:t>Response times improve considerably for repeated requests.</w:t>
+      </w:r>
+    </w:p>
+    <w:p>
+      <w:pPr>
+        <w:numPr>
+          <w:ilvl w:val="0"/>
+          <w:numId w:val="10"/>
+        </w:numPr>
+      </w:pPr>
+      <w:r>
+        <w:t>The application can handle higher user volumes with better performance.</w:t>
+      </w:r>
+    </w:p>
+    <w:p>
+      <w:pPr>
+        <w:numPr>
+          <w:ilvl w:val="0"/>
+          <w:numId w:val="10"/>
+        </w:numPr>
+      </w:pPr>
+      <w:r>
+        <w:t>Cached data remains consistent through proper cache invalidation mechanisms.</w:t>
+      </w:r>
+    </w:p>
+    <w:p>
+      <w:pPr>
+        <w:numPr>
+          <w:ilvl w:val="0"/>
+          <w:numId w:val="10"/>
+        </w:numPr>
+      </w:pPr>
+      <w:r>
+        <w:t xml:space="preserve">The banking solution demonstrates key Azure concepts including: </w:t>
+      </w:r>
+    </w:p>
+    <w:p>
+      <w:pPr>
+        <w:numPr>
+          <w:ilvl w:val="1"/>
+          <w:numId w:val="10"/>
+        </w:numPr>
+      </w:pPr>
+      <w:r>
+        <w:t>Azure Cache for Redis</w:t>
+      </w:r>
+    </w:p>
+    <w:p>
+      <w:pPr>
+        <w:numPr>
+          <w:ilvl w:val="1"/>
+          <w:numId w:val="10"/>
+        </w:numPr>
+      </w:pPr>
+      <w:r>
+        <w:t>Performance Tuning</w:t>
+      </w:r>
+    </w:p>
+    <w:p>
+      <w:pPr>
+        <w:numPr>
+          <w:ilvl w:val="1"/>
+          <w:numId w:val="10"/>
+        </w:numPr>
+      </w:pPr>
+      <w:r>
+        <w:t>Cache-Aside Pattern</w:t>
+      </w:r>
+    </w:p>
+    <w:p>
+      <w:pPr>
+        <w:numPr>
+          <w:ilvl w:val="1"/>
+          <w:numId w:val="10"/>
+        </w:numPr>
+      </w:pPr>
+      <w:r>
+        <w:t>Cache Invalidation</w:t>
+      </w:r>
+    </w:p>
+    <w:p>
+      <w:pPr>
+        <w:numPr>
+          <w:ilvl w:val="1"/>
+          <w:numId w:val="10"/>
+        </w:numPr>
+      </w:pPr>
+      <w:r>
+        <w:t>API/Application Scalability Patterns</w:t>
+      </w:r>
+    </w:p>
+    <w:p>
+      <w:pPr>
+        <w:numPr>
+          <w:ilvl w:val="1"/>
+          <w:numId w:val="10"/>
+        </w:numPr>
+      </w:pPr>
+      <w:r>
+        <w:t>High-Performance Banking Application Design</w:t>
+      </w:r>
+    </w:p>
+    <w:p>
+      <w:r>
+        <w:t>This scenario represents a real-world banking use case where performance optimization and scalability are critical for delivering a responsive and reliable customer banking experience.</w:t>
+      </w:r>
+    </w:p>
+    <w:p/>
     <w:sectPr>
       <w:pgSz w:w="11906" w:h="16838"/>
       <w:pgMar w:top="1440" w:right="1440" w:bottom="1440" w:left="1440" w:header="708" w:footer="708" w:gutter="0"/>
@@ -735,6 +1199,119 @@
 <file path=word/numbering.xml><?xml version="1.0" encoding="utf-8"?>
 <w:numbering xmlns:wpc="http://schemas.microsoft.com/office/word/2010/wordprocessingCanvas" xmlns:cx="http://schemas.microsoft.com/office/drawing/2014/chartex" xmlns:cx1="http://schemas.microsoft.com/office/drawing/2015/9/8/chartex" xmlns:cx2="http://schemas.microsoft.com/office/drawing/2015/10/21/chartex" xmlns:cx3="http://schemas.microsoft.com/office/drawing/2016/5/9/chartex" xmlns:cx4="http://schemas.microsoft.com/office/drawing/2016/5/10/chartex" xmlns:cx5="http://schemas.microsoft.com/office/drawing/2016/5/11/chartex" xmlns:cx6="http://schemas.microsoft.com/office/drawing/2016/5/12/chartex" xmlns:cx7="http://schemas.microsoft.com/office/drawing/2016/5/13/chartex" xmlns:cx8="http://schemas.microsoft.com/office/drawing/2016/5/14/chartex" xmlns:mc="http://schemas.openxmlformats.org/markup-compatibility/2006" xmlns:aink="http://schemas.microsoft.com/office/drawing/2016/ink" xmlns:am3d="http://schemas.microsoft.com/office/drawing/2017/model3d" xmlns:o="urn:schemas-microsoft-com:office:office" xmlns:oel="http://schemas.microsoft.com/office/2019/extlst" xmlns:r="http://schemas.openxmlformats.org/officeDocument/2006/relationships" xmlns:m="http://schemas.openxmlformats.org/officeDocument/2006/math" xmlns:v="urn:schemas-microsoft-com:vml" xmlns:wp14="http://schemas.microsoft.com/office/word/2010/wordprocessingDrawing" xmlns:wp="http://schemas.openxmlformats.org/drawingml/2006/wordprocessingDrawing" xmlns:w10="urn:schemas-microsoft-com:office:word" xmlns:w="http://schemas.openxmlformats.org/wordprocessingml/2006/main" xmlns:w14="http://schemas.microsoft.com/office/word/2010/wordml" xmlns:w15="http://schemas.microsoft.com/office/word/2012/wordml" xmlns:w16cei="http://schemas.microsoft.com/office/word/2026/wordml/cei" xmlns:w16cex="http://schemas.microsoft.com/office/word/2018/wordml/cex" xmlns:w16cid="http://schemas.microsoft.com/office/word/2016/wordml/cid" xmlns:w16="http://schemas.microsoft.com/office/word/2018/wordml" xmlns:w16du="http://schemas.microsoft.com/office/word/2023/wordml/word16du" xmlns:w16sdtdh="http://schemas.microsoft.com/office/word/2020/wordml/sdtdatahash" xmlns:w16sdtfl="http://schemas.microsoft.com/office/word/2024/wordml/sdtformatlock" xmlns:w16se="http://schemas.microsoft.com/office/word/2015/wordml/symex" xmlns:wpg="http://schemas.microsoft.com/office/word/2010/wordprocessingGroup" xmlns:wpi="http://schemas.microsoft.com/office/word/2010/wordprocessingInk" xmlns:wne="http://schemas.microsoft.com/office/word/2006/wordml" xmlns:wps="http://schemas.microsoft.com/office/word/2010/wordprocessingShape" mc:Ignorable="w14 w15 w16se w16cid w16 w16cex w16sdtdh w16sdtfl w16du wp14">
   <w:abstractNum w:abstractNumId="0" w15:restartNumberingAfterBreak="0">
+    <w:nsid w:val="09286394"/>
+    <w:multiLevelType w:val="multilevel"/>
+    <w:tmpl w:val="FA089F9C"/>
+    <w:lvl w:ilvl="0">
+      <w:start w:val="1"/>
+      <w:numFmt w:val="decimal"/>
+      <w:lvlText w:val="%1."/>
+      <w:lvlJc w:val="left"/>
+      <w:pPr>
+        <w:tabs>
+          <w:tab w:val="num" w:pos="720"/>
+        </w:tabs>
+        <w:ind w:left="720" w:hanging="360"/>
+      </w:pPr>
+    </w:lvl>
+    <w:lvl w:ilvl="1" w:tentative="1">
+      <w:start w:val="1"/>
+      <w:numFmt w:val="decimal"/>
+      <w:lvlText w:val="%2."/>
+      <w:lvlJc w:val="left"/>
+      <w:pPr>
+        <w:tabs>
+          <w:tab w:val="num" w:pos="1440"/>
+        </w:tabs>
+        <w:ind w:left="1440" w:hanging="360"/>
+      </w:pPr>
+    </w:lvl>
+    <w:lvl w:ilvl="2" w:tentative="1">
+      <w:start w:val="1"/>
+      <w:numFmt w:val="decimal"/>
+      <w:lvlText w:val="%3."/>
+      <w:lvlJc w:val="left"/>
+      <w:pPr>
+        <w:tabs>
+          <w:tab w:val="num" w:pos="2160"/>
+        </w:tabs>
+        <w:ind w:left="2160" w:hanging="360"/>
+      </w:pPr>
+    </w:lvl>
+    <w:lvl w:ilvl="3" w:tentative="1">
+      <w:start w:val="1"/>
+      <w:numFmt w:val="decimal"/>
+      <w:lvlText w:val="%4."/>
+      <w:lvlJc w:val="left"/>
+      <w:pPr>
+        <w:tabs>
+          <w:tab w:val="num" w:pos="2880"/>
+        </w:tabs>
+        <w:ind w:left="2880" w:hanging="360"/>
+      </w:pPr>
+    </w:lvl>
+    <w:lvl w:ilvl="4" w:tentative="1">
+      <w:start w:val="1"/>
+      <w:numFmt w:val="decimal"/>
+      <w:lvlText w:val="%5."/>
+      <w:lvlJc w:val="left"/>
+      <w:pPr>
+        <w:tabs>
+          <w:tab w:val="num" w:pos="3600"/>
+        </w:tabs>
+        <w:ind w:left="3600" w:hanging="360"/>
+      </w:pPr>
+    </w:lvl>
+    <w:lvl w:ilvl="5" w:tentative="1">
+      <w:start w:val="1"/>
+      <w:numFmt w:val="decimal"/>
+      <w:lvlText w:val="%6."/>
+      <w:lvlJc w:val="left"/>
+      <w:pPr>
+        <w:tabs>
+          <w:tab w:val="num" w:pos="4320"/>
+        </w:tabs>
+        <w:ind w:left="4320" w:hanging="360"/>
+      </w:pPr>
+    </w:lvl>
+    <w:lvl w:ilvl="6" w:tentative="1">
+      <w:start w:val="1"/>
+      <w:numFmt w:val="decimal"/>
+      <w:lvlText w:val="%7."/>
+      <w:lvlJc w:val="left"/>
+      <w:pPr>
+        <w:tabs>
+          <w:tab w:val="num" w:pos="5040"/>
+        </w:tabs>
+        <w:ind w:left="5040" w:hanging="360"/>
+      </w:pPr>
+    </w:lvl>
+    <w:lvl w:ilvl="7" w:tentative="1">
+      <w:start w:val="1"/>
+      <w:numFmt w:val="decimal"/>
+      <w:lvlText w:val="%8."/>
+      <w:lvlJc w:val="left"/>
+      <w:pPr>
+        <w:tabs>
+          <w:tab w:val="num" w:pos="5760"/>
+        </w:tabs>
+        <w:ind w:left="5760" w:hanging="360"/>
+      </w:pPr>
+    </w:lvl>
+    <w:lvl w:ilvl="8" w:tentative="1">
+      <w:start w:val="1"/>
+      <w:numFmt w:val="decimal"/>
+      <w:lvlText w:val="%9."/>
+      <w:lvlJc w:val="left"/>
+      <w:pPr>
+        <w:tabs>
+          <w:tab w:val="num" w:pos="6480"/>
+        </w:tabs>
+        <w:ind w:left="6480" w:hanging="360"/>
+      </w:pPr>
+    </w:lvl>
+  </w:abstractNum>
+  <w:abstractNum w:abstractNumId="1" w15:restartNumberingAfterBreak="0">
     <w:nsid w:val="12282F00"/>
     <w:multiLevelType w:val="hybridMultilevel"/>
     <w:tmpl w:val="84E0EA5E"/>
@@ -847,7 +1424,156 @@
       </w:rPr>
     </w:lvl>
   </w:abstractNum>
-  <w:abstractNum w:abstractNumId="1" w15:restartNumberingAfterBreak="0">
+  <w:abstractNum w:abstractNumId="2" w15:restartNumberingAfterBreak="0">
+    <w:nsid w:val="3D772E1E"/>
+    <w:multiLevelType w:val="multilevel"/>
+    <w:tmpl w:val="75A47902"/>
+    <w:lvl w:ilvl="0">
+      <w:start w:val="1"/>
+      <w:numFmt w:val="bullet"/>
+      <w:lvlText w:val=""/>
+      <w:lvlJc w:val="left"/>
+      <w:pPr>
+        <w:tabs>
+          <w:tab w:val="num" w:pos="720"/>
+        </w:tabs>
+        <w:ind w:left="720" w:hanging="360"/>
+      </w:pPr>
+      <w:rPr>
+        <w:rFonts w:ascii="Symbol" w:hAnsi="Symbol" w:hint="default"/>
+        <w:sz w:val="20"/>
+      </w:rPr>
+    </w:lvl>
+    <w:lvl w:ilvl="1">
+      <w:start w:val="1"/>
+      <w:numFmt w:val="bullet"/>
+      <w:lvlText w:val="o"/>
+      <w:lvlJc w:val="left"/>
+      <w:pPr>
+        <w:tabs>
+          <w:tab w:val="num" w:pos="1440"/>
+        </w:tabs>
+        <w:ind w:left="1440" w:hanging="360"/>
+      </w:pPr>
+      <w:rPr>
+        <w:rFonts w:ascii="Courier New" w:hAnsi="Courier New" w:hint="default"/>
+        <w:sz w:val="20"/>
+      </w:rPr>
+    </w:lvl>
+    <w:lvl w:ilvl="2" w:tentative="1">
+      <w:start w:val="1"/>
+      <w:numFmt w:val="bullet"/>
+      <w:lvlText w:val=""/>
+      <w:lvlJc w:val="left"/>
+      <w:pPr>
+        <w:tabs>
+          <w:tab w:val="num" w:pos="2160"/>
+        </w:tabs>
+        <w:ind w:left="2160" w:hanging="360"/>
+      </w:pPr>
+      <w:rPr>
+        <w:rFonts w:ascii="Wingdings" w:hAnsi="Wingdings" w:hint="default"/>
+        <w:sz w:val="20"/>
+      </w:rPr>
+    </w:lvl>
+    <w:lvl w:ilvl="3" w:tentative="1">
+      <w:start w:val="1"/>
+      <w:numFmt w:val="bullet"/>
+      <w:lvlText w:val=""/>
+      <w:lvlJc w:val="left"/>
+      <w:pPr>
+        <w:tabs>
+          <w:tab w:val="num" w:pos="2880"/>
+        </w:tabs>
+        <w:ind w:left="2880" w:hanging="360"/>
+      </w:pPr>
+      <w:rPr>
+        <w:rFonts w:ascii="Wingdings" w:hAnsi="Wingdings" w:hint="default"/>
+        <w:sz w:val="20"/>
+      </w:rPr>
+    </w:lvl>
+    <w:lvl w:ilvl="4" w:tentative="1">
+      <w:start w:val="1"/>
+      <w:numFmt w:val="bullet"/>
+      <w:lvlText w:val=""/>
+      <w:lvlJc w:val="left"/>
+      <w:pPr>
+        <w:tabs>
+          <w:tab w:val="num" w:pos="3600"/>
+        </w:tabs>
+        <w:ind w:left="3600" w:hanging="360"/>
+      </w:pPr>
+      <w:rPr>
+        <w:rFonts w:ascii="Wingdings" w:hAnsi="Wingdings" w:hint="default"/>
+        <w:sz w:val="20"/>
+      </w:rPr>
+    </w:lvl>
+    <w:lvl w:ilvl="5" w:tentative="1">
+      <w:start w:val="1"/>
+      <w:numFmt w:val="bullet"/>
+      <w:lvlText w:val=""/>
+      <w:lvlJc w:val="left"/>
+      <w:pPr>
+        <w:tabs>
+          <w:tab w:val="num" w:pos="4320"/>
+        </w:tabs>
+        <w:ind w:left="4320" w:hanging="360"/>
+      </w:pPr>
+      <w:rPr>
+        <w:rFonts w:ascii="Wingdings" w:hAnsi="Wingdings" w:hint="default"/>
+        <w:sz w:val="20"/>
+      </w:rPr>
+    </w:lvl>
+    <w:lvl w:ilvl="6" w:tentative="1">
+      <w:start w:val="1"/>
+      <w:numFmt w:val="bullet"/>
+      <w:lvlText w:val=""/>
+      <w:lvlJc w:val="left"/>
+      <w:pPr>
+        <w:tabs>
+          <w:tab w:val="num" w:pos="5040"/>
+        </w:tabs>
+        <w:ind w:left="5040" w:hanging="360"/>
+      </w:pPr>
+      <w:rPr>
+        <w:rFonts w:ascii="Wingdings" w:hAnsi="Wingdings" w:hint="default"/>
+        <w:sz w:val="20"/>
+      </w:rPr>
+    </w:lvl>
+    <w:lvl w:ilvl="7" w:tentative="1">
+      <w:start w:val="1"/>
+      <w:numFmt w:val="bullet"/>
+      <w:lvlText w:val=""/>
+      <w:lvlJc w:val="left"/>
+      <w:pPr>
+        <w:tabs>
+          <w:tab w:val="num" w:pos="5760"/>
+        </w:tabs>
+        <w:ind w:left="5760" w:hanging="360"/>
+      </w:pPr>
+      <w:rPr>
+        <w:rFonts w:ascii="Wingdings" w:hAnsi="Wingdings" w:hint="default"/>
+        <w:sz w:val="20"/>
+      </w:rPr>
+    </w:lvl>
+    <w:lvl w:ilvl="8" w:tentative="1">
+      <w:start w:val="1"/>
+      <w:numFmt w:val="bullet"/>
+      <w:lvlText w:val=""/>
+      <w:lvlJc w:val="left"/>
+      <w:pPr>
+        <w:tabs>
+          <w:tab w:val="num" w:pos="6480"/>
+        </w:tabs>
+        <w:ind w:left="6480" w:hanging="360"/>
+      </w:pPr>
+      <w:rPr>
+        <w:rFonts w:ascii="Wingdings" w:hAnsi="Wingdings" w:hint="default"/>
+        <w:sz w:val="20"/>
+      </w:rPr>
+    </w:lvl>
+  </w:abstractNum>
+  <w:abstractNum w:abstractNumId="3" w15:restartNumberingAfterBreak="0">
     <w:nsid w:val="51A60CF7"/>
     <w:multiLevelType w:val="hybridMultilevel"/>
     <w:tmpl w:val="062E7F58"/>
@@ -960,7 +1686,7 @@
       </w:rPr>
     </w:lvl>
   </w:abstractNum>
-  <w:abstractNum w:abstractNumId="2" w15:restartNumberingAfterBreak="0">
+  <w:abstractNum w:abstractNumId="4" w15:restartNumberingAfterBreak="0">
     <w:nsid w:val="5CC828A4"/>
     <w:multiLevelType w:val="multilevel"/>
     <w:tmpl w:val="CF94FC36"/>
@@ -1109,7 +1835,156 @@
       </w:rPr>
     </w:lvl>
   </w:abstractNum>
-  <w:abstractNum w:abstractNumId="3" w15:restartNumberingAfterBreak="0">
+  <w:abstractNum w:abstractNumId="5" w15:restartNumberingAfterBreak="0">
+    <w:nsid w:val="5E982CBD"/>
+    <w:multiLevelType w:val="multilevel"/>
+    <w:tmpl w:val="75A47902"/>
+    <w:lvl w:ilvl="0">
+      <w:start w:val="1"/>
+      <w:numFmt w:val="bullet"/>
+      <w:lvlText w:val=""/>
+      <w:lvlJc w:val="left"/>
+      <w:pPr>
+        <w:tabs>
+          <w:tab w:val="num" w:pos="720"/>
+        </w:tabs>
+        <w:ind w:left="720" w:hanging="360"/>
+      </w:pPr>
+      <w:rPr>
+        <w:rFonts w:ascii="Symbol" w:hAnsi="Symbol" w:hint="default"/>
+        <w:sz w:val="20"/>
+      </w:rPr>
+    </w:lvl>
+    <w:lvl w:ilvl="1" w:tentative="1">
+      <w:start w:val="1"/>
+      <w:numFmt w:val="bullet"/>
+      <w:lvlText w:val="o"/>
+      <w:lvlJc w:val="left"/>
+      <w:pPr>
+        <w:tabs>
+          <w:tab w:val="num" w:pos="1440"/>
+        </w:tabs>
+        <w:ind w:left="1440" w:hanging="360"/>
+      </w:pPr>
+      <w:rPr>
+        <w:rFonts w:ascii="Courier New" w:hAnsi="Courier New" w:hint="default"/>
+        <w:sz w:val="20"/>
+      </w:rPr>
+    </w:lvl>
+    <w:lvl w:ilvl="2" w:tentative="1">
+      <w:start w:val="1"/>
+      <w:numFmt w:val="bullet"/>
+      <w:lvlText w:val=""/>
+      <w:lvlJc w:val="left"/>
+      <w:pPr>
+        <w:tabs>
+          <w:tab w:val="num" w:pos="2160"/>
+        </w:tabs>
+        <w:ind w:left="2160" w:hanging="360"/>
+      </w:pPr>
+      <w:rPr>
+        <w:rFonts w:ascii="Wingdings" w:hAnsi="Wingdings" w:hint="default"/>
+        <w:sz w:val="20"/>
+      </w:rPr>
+    </w:lvl>
+    <w:lvl w:ilvl="3" w:tentative="1">
+      <w:start w:val="1"/>
+      <w:numFmt w:val="bullet"/>
+      <w:lvlText w:val=""/>
+      <w:lvlJc w:val="left"/>
+      <w:pPr>
+        <w:tabs>
+          <w:tab w:val="num" w:pos="2880"/>
+        </w:tabs>
+        <w:ind w:left="2880" w:hanging="360"/>
+      </w:pPr>
+      <w:rPr>
+        <w:rFonts w:ascii="Wingdings" w:hAnsi="Wingdings" w:hint="default"/>
+        <w:sz w:val="20"/>
+      </w:rPr>
+    </w:lvl>
+    <w:lvl w:ilvl="4" w:tentative="1">
+      <w:start w:val="1"/>
+      <w:numFmt w:val="bullet"/>
+      <w:lvlText w:val=""/>
+      <w:lvlJc w:val="left"/>
+      <w:pPr>
+        <w:tabs>
+          <w:tab w:val="num" w:pos="3600"/>
+        </w:tabs>
+        <w:ind w:left="3600" w:hanging="360"/>
+      </w:pPr>
+      <w:rPr>
+        <w:rFonts w:ascii="Wingdings" w:hAnsi="Wingdings" w:hint="default"/>
+        <w:sz w:val="20"/>
+      </w:rPr>
+    </w:lvl>
+    <w:lvl w:ilvl="5" w:tentative="1">
+      <w:start w:val="1"/>
+      <w:numFmt w:val="bullet"/>
+      <w:lvlText w:val=""/>
+      <w:lvlJc w:val="left"/>
+      <w:pPr>
+        <w:tabs>
+          <w:tab w:val="num" w:pos="4320"/>
+        </w:tabs>
+        <w:ind w:left="4320" w:hanging="360"/>
+      </w:pPr>
+      <w:rPr>
+        <w:rFonts w:ascii="Wingdings" w:hAnsi="Wingdings" w:hint="default"/>
+        <w:sz w:val="20"/>
+      </w:rPr>
+    </w:lvl>
+    <w:lvl w:ilvl="6" w:tentative="1">
+      <w:start w:val="1"/>
+      <w:numFmt w:val="bullet"/>
+      <w:lvlText w:val=""/>
+      <w:lvlJc w:val="left"/>
+      <w:pPr>
+        <w:tabs>
+          <w:tab w:val="num" w:pos="5040"/>
+        </w:tabs>
+        <w:ind w:left="5040" w:hanging="360"/>
+      </w:pPr>
+      <w:rPr>
+        <w:rFonts w:ascii="Wingdings" w:hAnsi="Wingdings" w:hint="default"/>
+        <w:sz w:val="20"/>
+      </w:rPr>
+    </w:lvl>
+    <w:lvl w:ilvl="7" w:tentative="1">
+      <w:start w:val="1"/>
+      <w:numFmt w:val="bullet"/>
+      <w:lvlText w:val=""/>
+      <w:lvlJc w:val="left"/>
+      <w:pPr>
+        <w:tabs>
+          <w:tab w:val="num" w:pos="5760"/>
+        </w:tabs>
+        <w:ind w:left="5760" w:hanging="360"/>
+      </w:pPr>
+      <w:rPr>
+        <w:rFonts w:ascii="Wingdings" w:hAnsi="Wingdings" w:hint="default"/>
+        <w:sz w:val="20"/>
+      </w:rPr>
+    </w:lvl>
+    <w:lvl w:ilvl="8" w:tentative="1">
+      <w:start w:val="1"/>
+      <w:numFmt w:val="bullet"/>
+      <w:lvlText w:val=""/>
+      <w:lvlJc w:val="left"/>
+      <w:pPr>
+        <w:tabs>
+          <w:tab w:val="num" w:pos="6480"/>
+        </w:tabs>
+        <w:ind w:left="6480" w:hanging="360"/>
+      </w:pPr>
+      <w:rPr>
+        <w:rFonts w:ascii="Wingdings" w:hAnsi="Wingdings" w:hint="default"/>
+        <w:sz w:val="20"/>
+      </w:rPr>
+    </w:lvl>
+  </w:abstractNum>
+  <w:abstractNum w:abstractNumId="6" w15:restartNumberingAfterBreak="0">
     <w:nsid w:val="64172412"/>
     <w:multiLevelType w:val="hybridMultilevel"/>
     <w:tmpl w:val="0C7A142E"/>
@@ -1222,7 +2097,7 @@
       </w:rPr>
     </w:lvl>
   </w:abstractNum>
-  <w:abstractNum w:abstractNumId="4" w15:restartNumberingAfterBreak="0">
+  <w:abstractNum w:abstractNumId="7" w15:restartNumberingAfterBreak="0">
     <w:nsid w:val="6E27308F"/>
     <w:multiLevelType w:val="hybridMultilevel"/>
     <w:tmpl w:val="3C340D8A"/>
@@ -1335,7 +2210,7 @@
       </w:rPr>
     </w:lvl>
   </w:abstractNum>
-  <w:abstractNum w:abstractNumId="5" w15:restartNumberingAfterBreak="0">
+  <w:abstractNum w:abstractNumId="8" w15:restartNumberingAfterBreak="0">
     <w:nsid w:val="704E3B5A"/>
     <w:multiLevelType w:val="multilevel"/>
     <w:tmpl w:val="3E440718"/>
@@ -1484,7 +2359,7 @@
       </w:rPr>
     </w:lvl>
   </w:abstractNum>
-  <w:abstractNum w:abstractNumId="6" w15:restartNumberingAfterBreak="0">
+  <w:abstractNum w:abstractNumId="9" w15:restartNumberingAfterBreak="0">
     <w:nsid w:val="70BB784D"/>
     <w:multiLevelType w:val="hybridMultilevel"/>
     <w:tmpl w:val="D87E0A4A"/>
@@ -1598,25 +2473,34 @@
     </w:lvl>
   </w:abstractNum>
   <w:num w:numId="1" w16cid:durableId="838883726">
+    <w:abstractNumId w:val="8"/>
+  </w:num>
+  <w:num w:numId="2" w16cid:durableId="600380365">
+    <w:abstractNumId w:val="4"/>
+  </w:num>
+  <w:num w:numId="3" w16cid:durableId="1352102756">
+    <w:abstractNumId w:val="1"/>
+  </w:num>
+  <w:num w:numId="4" w16cid:durableId="713425825">
+    <w:abstractNumId w:val="7"/>
+  </w:num>
+  <w:num w:numId="5" w16cid:durableId="360129303">
+    <w:abstractNumId w:val="3"/>
+  </w:num>
+  <w:num w:numId="6" w16cid:durableId="1161697617">
+    <w:abstractNumId w:val="6"/>
+  </w:num>
+  <w:num w:numId="7" w16cid:durableId="1082876963">
+    <w:abstractNumId w:val="9"/>
+  </w:num>
+  <w:num w:numId="8" w16cid:durableId="339234614">
     <w:abstractNumId w:val="5"/>
   </w:num>
-  <w:num w:numId="2" w16cid:durableId="600380365">
-    <w:abstractNumId w:val="2"/>
-  </w:num>
-  <w:num w:numId="3" w16cid:durableId="1352102756">
+  <w:num w:numId="9" w16cid:durableId="1271819242">
     <w:abstractNumId w:val="0"/>
   </w:num>
-  <w:num w:numId="4" w16cid:durableId="713425825">
-    <w:abstractNumId w:val="4"/>
-  </w:num>
-  <w:num w:numId="5" w16cid:durableId="360129303">
-    <w:abstractNumId w:val="1"/>
-  </w:num>
-  <w:num w:numId="6" w16cid:durableId="1161697617">
-    <w:abstractNumId w:val="3"/>
-  </w:num>
-  <w:num w:numId="7" w16cid:durableId="1082876963">
-    <w:abstractNumId w:val="6"/>
+  <w:num w:numId="10" w16cid:durableId="1619407504">
+    <w:abstractNumId w:val="2"/>
   </w:num>
 </w:numbering>
 </file>
@@ -2225,7 +3109,6 @@
   <w:style w:type="character" w:default="1" w:styleId="DefaultParagraphFont">
     <w:name w:val="Default Paragraph Font"/>
     <w:uiPriority w:val="1"/>
-    <w:semiHidden/>
     <w:unhideWhenUsed/>
   </w:style>
   <w:style w:type="table" w:default="1" w:styleId="TableNormal">
